--- a/Resume.docx
+++ b/Resume.docx
@@ -58,6 +58,11 @@
         </w:rPr>
         <w:t xml:space="preserve">EDUCATION</w:t>
       </w:r>
+      <w:r>
+        <w:rPr>
+          <w:rtl w:val="0"/>
+        </w:rPr>
+      </w:r>
     </w:p>
     <w:p>
       <w:pPr>
@@ -141,7 +146,25 @@
           <w:szCs w:val="22"/>
           <w:rtl w:val="0"/>
         </w:rPr>
-        <w:t xml:space="preserve"> (Computation Option), University of Idaho (2021) </w:t>
+        <w:t xml:space="preserve"> (Computation </w:t>
+      </w:r>
+      <w:r>
+        <w:rPr>
+          <w:rFonts w:ascii="Arial" w:cs="Arial" w:eastAsia="Arial" w:hAnsi="Arial"/>
+          <w:sz w:val="22"/>
+          <w:szCs w:val="22"/>
+          <w:rtl w:val="0"/>
+        </w:rPr>
+        <w:t xml:space="preserve">Option</w:t>
+      </w:r>
+      <w:r>
+        <w:rPr>
+          <w:rFonts w:ascii="Arial" w:cs="Arial" w:eastAsia="Arial" w:hAnsi="Arial"/>
+          <w:sz w:val="22"/>
+          <w:szCs w:val="22"/>
+          <w:rtl w:val="0"/>
+        </w:rPr>
+        <w:t xml:space="preserve">), University of Idaho (2021) </w:t>
       </w:r>
       <w:r>
         <w:rPr>
@@ -208,7 +231,7 @@
           <w:tab w:val="center" w:leader="none" w:pos="4680"/>
           <w:tab w:val="right" w:leader="none" w:pos="9360"/>
         </w:tabs>
-        <w:spacing w:after="0" w:before="120" w:line="240" w:lineRule="auto"/>
+        <w:spacing w:after="0" w:before="120" w:line="360" w:lineRule="auto"/>
         <w:ind w:left="144" w:firstLine="0"/>
         <w:rPr>
           <w:rFonts w:ascii="Arial" w:cs="Arial" w:eastAsia="Arial" w:hAnsi="Arial"/>
@@ -286,7 +309,7 @@
           <w:szCs w:val="22"/>
           <w:rtl w:val="0"/>
         </w:rPr>
-        <w:t xml:space="preserve">Serve as the primary developer responsible for maintaining and enhancing a critical web application using PHP, JavaScript, Laravel, and PostgreSQL. </w:t>
+        <w:t xml:space="preserve">Serve as the primary developer for a business-critical web application, independently maintaining and implementing changes using PHP, JavaScript, Laravel, and PostgreSQL. </w:t>
       </w:r>
     </w:p>
     <w:p>
@@ -325,7 +348,21 @@
           <w:szCs w:val="22"/>
           <w:rtl w:val="0"/>
         </w:rPr>
-        <w:t xml:space="preserve">Refactor and modernize legacy application code, reducing technical debt and improving maintainability.</w:t>
+        <w:t xml:space="preserve">Analyze and modernize legacy application code to improve maintainability, reliability, and long-term supportability</w:t>
+      </w:r>
+      <w:r>
+        <w:rPr>
+          <w:rFonts w:ascii="Arial" w:cs="Arial" w:eastAsia="Arial" w:hAnsi="Arial"/>
+          <w:sz w:val="22"/>
+          <w:szCs w:val="22"/>
+          <w:rtl w:val="0"/>
+        </w:rPr>
+        <w:t xml:space="preserve">.</w:t>
+      </w:r>
+      <w:r>
+        <w:rPr>
+          <w:rtl w:val="0"/>
+        </w:rPr>
       </w:r>
     </w:p>
     <w:p>
@@ -364,46 +401,7 @@
           <w:szCs w:val="22"/>
           <w:rtl w:val="0"/>
         </w:rPr>
-        <w:t xml:space="preserve">Design and implement database schema updates, migrations, and data fixes to support evolving business requirements.</w:t>
-      </w:r>
-    </w:p>
-    <w:p>
-      <w:pPr>
-        <w:keepNext w:val="0"/>
-        <w:keepLines w:val="0"/>
-        <w:pageBreakBefore w:val="0"/>
-        <w:widowControl w:val="1"/>
-        <w:numPr>
-          <w:ilvl w:val="0"/>
-          <w:numId w:val="4"/>
-        </w:numPr>
-        <w:pBdr>
-          <w:top w:space="0" w:sz="0" w:val="nil"/>
-          <w:left w:space="0" w:sz="0" w:val="nil"/>
-          <w:bottom w:space="0" w:sz="0" w:val="nil"/>
-          <w:right w:space="0" w:sz="0" w:val="nil"/>
-          <w:between w:space="0" w:sz="0" w:val="nil"/>
-        </w:pBdr>
-        <w:shd w:fill="auto" w:val="clear"/>
-        <w:tabs>
-          <w:tab w:val="center" w:leader="none" w:pos="4680"/>
-          <w:tab w:val="right" w:leader="none" w:pos="9360"/>
-        </w:tabs>
-        <w:spacing w:after="0" w:afterAutospacing="0" w:before="0" w:line="240" w:lineRule="auto"/>
-        <w:ind w:left="360" w:right="0" w:hanging="360"/>
-        <w:jc w:val="left"/>
-        <w:rPr>
-          <w:rFonts w:ascii="Arial" w:cs="Arial" w:eastAsia="Arial" w:hAnsi="Arial"/>
-        </w:rPr>
-      </w:pPr>
-      <w:r>
-        <w:rPr>
-          <w:rFonts w:ascii="Arial" w:cs="Arial" w:eastAsia="Arial" w:hAnsi="Arial"/>
-          <w:sz w:val="22"/>
-          <w:szCs w:val="22"/>
-          <w:rtl w:val="0"/>
-        </w:rPr>
-        <w:t xml:space="preserve">Deploy code changes to production, managing the full release process from development through deployment. </w:t>
+        <w:t xml:space="preserve">Design and implement database schema changes, migrations, and data corrections to support evolving business requirements.</w:t>
       </w:r>
     </w:p>
     <w:p>
@@ -442,7 +440,7 @@
           <w:szCs w:val="22"/>
           <w:rtl w:val="0"/>
         </w:rPr>
-        <w:t xml:space="preserve">Collaborate directly with stakeholders to gather requirements, prioritize work, and deliver technical solutions aligned with business needs.</w:t>
+        <w:t xml:space="preserve">Manage the development-to-production release process and work directly with stakeholders to identify requirements, troubleshoot issues, and deliver solutions. </w:t>
       </w:r>
     </w:p>
     <w:p>
@@ -632,30 +630,20 @@
       <w:r>
         <w:rPr>
           <w:rFonts w:ascii="Arial" w:cs="Arial" w:eastAsia="Arial" w:hAnsi="Arial"/>
-          <w:b w:val="0"/>
-          <w:bCs w:val="0"/>
-          <w:i w:val="0"/>
-          <w:iCs w:val="0"/>
-          <w:smallCaps w:val="0"/>
-          <w:strike w:val="0"/>
-          <w:color w:val="000000"/>
-          <w:sz w:val="22"/>
-          <w:szCs w:val="22"/>
-          <w:u w:val="none"/>
-          <w:shd w:fill="auto" w:val="clear"/>
-          <w:vertAlign w:val="baseline"/>
-          <w:rtl w:val="0"/>
-        </w:rPr>
-        <w:t xml:space="preserve">D</w:t>
-      </w:r>
-      <w:r>
-        <w:rPr>
-          <w:rFonts w:ascii="Arial" w:cs="Arial" w:eastAsia="Arial" w:hAnsi="Arial"/>
-          <w:sz w:val="22"/>
-          <w:szCs w:val="22"/>
-          <w:rtl w:val="0"/>
-        </w:rPr>
-        <w:t xml:space="preserve">eveloped multiple LMS features using PHP, JavaScript, and MySQL for a platform serving 100,000+ users.</w:t>
+          <w:sz w:val="22"/>
+          <w:szCs w:val="22"/>
+          <w:rtl w:val="0"/>
+        </w:rPr>
+        <w:t xml:space="preserve">Developed and maintained LMS features using PHP, JavaScript, and MySQL for a platform serving 1M+ users across dozens of sites</w:t>
+      </w:r>
+      <w:r>
+        <w:rPr>
+          <w:rFonts w:ascii="Arial" w:cs="Arial" w:eastAsia="Arial" w:hAnsi="Arial"/>
+          <w:sz w:val="22"/>
+          <w:szCs w:val="22"/>
+          <w:rtl w:val="0"/>
+        </w:rPr>
+        <w:t xml:space="preserve">.</w:t>
       </w:r>
     </w:p>
     <w:p>
@@ -694,7 +682,7 @@
           <w:szCs w:val="22"/>
           <w:rtl w:val="0"/>
         </w:rPr>
-        <w:t xml:space="preserve">Designed and maintained Laravel API endpoints supporting mobile applications, increasing API reliability and reducing downtime to &lt; 0.01%.</w:t>
+        <w:t xml:space="preserve">Designed and maintained REST API endpoints supporting mobile applications with an emphasis on reliability and maintainability.</w:t>
       </w:r>
     </w:p>
     <w:p>
@@ -733,7 +721,25 @@
           <w:szCs w:val="22"/>
           <w:rtl w:val="0"/>
         </w:rPr>
-        <w:t xml:space="preserve">Collaborated with product, design, and QA teams to deliver user-friendly reactive interfaces aligned with client requirements.</w:t>
+        <w:t xml:space="preserve">Collaborated with </w:t>
+      </w:r>
+      <w:r>
+        <w:rPr>
+          <w:rFonts w:ascii="Arial" w:cs="Arial" w:eastAsia="Arial" w:hAnsi="Arial"/>
+          <w:sz w:val="22"/>
+          <w:szCs w:val="22"/>
+          <w:rtl w:val="0"/>
+        </w:rPr>
+        <w:t xml:space="preserve">product, design, and QA teams</w:t>
+      </w:r>
+      <w:r>
+        <w:rPr>
+          <w:rFonts w:ascii="Arial" w:cs="Arial" w:eastAsia="Arial" w:hAnsi="Arial"/>
+          <w:sz w:val="22"/>
+          <w:szCs w:val="22"/>
+          <w:rtl w:val="0"/>
+        </w:rPr>
+        <w:t xml:space="preserve"> to analyze requirements and deliver software across multiple release cycles.</w:t>
       </w:r>
     </w:p>
     <w:p>
@@ -772,7 +778,7 @@
           <w:szCs w:val="22"/>
           <w:rtl w:val="0"/>
         </w:rPr>
-        <w:t xml:space="preserve">Delivered features and bug fixes across multiple release cycles within an Agile development environment.</w:t>
+        <w:t xml:space="preserve">Investigated and resolved software defects while maintaining existing functionality in a large production codebase.</w:t>
       </w:r>
       <w:r>
         <w:rPr>
@@ -963,7 +969,16 @@
           <w:szCs w:val="22"/>
           <w:rtl w:val="0"/>
         </w:rPr>
-        <w:t xml:space="preserve">Developed features for an Ionic mobile application and implemented client-requested functionality.</w:t>
+        <w:t xml:space="preserve">Developed features for an Ionic mobile application and implemented functionality based on client requirements</w:t>
+      </w:r>
+      <w:r>
+        <w:rPr>
+          <w:rFonts w:ascii="Arial" w:cs="Arial" w:eastAsia="Arial" w:hAnsi="Arial"/>
+          <w:sz w:val="22"/>
+          <w:szCs w:val="22"/>
+          <w:rtl w:val="0"/>
+        </w:rPr>
+        <w:t xml:space="preserve">.</w:t>
       </w:r>
     </w:p>
     <w:p>
@@ -1002,7 +1017,7 @@
           <w:szCs w:val="22"/>
           <w:rtl w:val="0"/>
         </w:rPr>
-        <w:t xml:space="preserve">Improved code maintainability through documentation and collaboration on scalable development practices.</w:t>
+        <w:t xml:space="preserve">Improved code maintainability through documentation, testing, and collaboration with the development team.</w:t>
       </w:r>
       <w:r>
         <w:rPr>
@@ -1094,7 +1109,7 @@
           <w:szCs w:val="22"/>
           <w:rtl w:val="0"/>
         </w:rPr>
-        <w:t xml:space="preserve"> PHP, JavaScript, Python, Java, C#</w:t>
+        <w:t xml:space="preserve"> PHP, JavaScript, Python, Java, C#, GDScript</w:t>
       </w:r>
     </w:p>
     <w:p>
@@ -1238,7 +1253,7 @@
           <w:szCs w:val="22"/>
           <w:rtl w:val="0"/>
         </w:rPr>
-        <w:t xml:space="preserve"> Git, Linux, AWS, REST APIs, CI/CD, Docker, Agile/Scrum</w:t>
+        <w:t xml:space="preserve"> Git, Linux, Docker, REST APIs, CI/CD, Agile/Scrum</w:t>
       </w:r>
     </w:p>
     <w:p>
@@ -1323,7 +1338,7 @@
           <w:szCs w:val="22"/>
           <w:rtl w:val="0"/>
         </w:rPr>
-        <w:t xml:space="preserve">Independent Game Development | Redpoint Interactive | GDScript, Python, C#, Git</w:t>
+        <w:t xml:space="preserve">Independent Game Development | Redpoint Interactive | GDScript, C#, Git</w:t>
       </w:r>
     </w:p>
     <w:p>
@@ -1349,7 +1364,7 @@
           <w:szCs w:val="22"/>
           <w:rtl w:val="0"/>
         </w:rPr>
-        <w:t xml:space="preserve">Developed and released a commercial indie game on Steam, implementing physics based gameplay systems, UI, and supporting infrastructure.</w:t>
+        <w:t xml:space="preserve">Developed and released a commercial indie game on Steam, implementing physics-based gameplay systems, UI, and supporting software infrastructure.</w:t>
       </w:r>
       <w:r>
         <w:rPr>
@@ -1393,7 +1408,12 @@
           <w:szCs w:val="22"/>
           <w:rtl w:val="0"/>
         </w:rPr>
-        <w:t xml:space="preserve">Currently developing a second game, utilizing a custom simulated file system, command-line interface, and branching investigation system. </w:t>
+        <w:t xml:space="preserve">Developing a second game featuring a simulated file system, command-line interface, and branching investigation system. </w:t>
+      </w:r>
+      <w:r>
+        <w:rPr>
+          <w:rtl w:val="0"/>
+        </w:rPr>
       </w:r>
     </w:p>
     <w:sectPr>
@@ -1556,6 +1576,24 @@
       <w:ind w:left="0" w:right="0" w:firstLine="0"/>
       <w:jc w:val="right"/>
       <w:rPr>
+        <w:b w:val="1"/>
+        <w:bCs w:val="1"/>
+        <w:sz w:val="18"/>
+        <w:szCs w:val="18"/>
+      </w:rPr>
+    </w:pPr>
+    <w:r>
+      <w:rPr>
+        <w:b w:val="1"/>
+        <w:bCs w:val="1"/>
+        <w:sz w:val="18"/>
+        <w:szCs w:val="18"/>
+        <w:rtl w:val="0"/>
+      </w:rPr>
+      <w:t xml:space="preserve">Boise, ID | </w:t>
+    </w:r>
+    <w:r>
+      <w:rPr>
         <w:rFonts w:ascii="Aptos" w:cs="Aptos" w:eastAsia="Aptos" w:hAnsi="Aptos"/>
         <w:b w:val="1"/>
         <w:bCs w:val="1"/>
@@ -1569,114 +1607,10 @@
         <w:u w:val="none"/>
         <w:shd w:fill="auto" w:val="clear"/>
         <w:vertAlign w:val="baseline"/>
-      </w:rPr>
-    </w:pPr>
-    <w:r>
-      <w:rPr>
-        <w:rFonts w:ascii="Aptos" w:cs="Aptos" w:eastAsia="Aptos" w:hAnsi="Aptos"/>
-        <w:b w:val="1"/>
-        <w:bCs w:val="1"/>
-        <w:i w:val="0"/>
-        <w:iCs w:val="0"/>
-        <w:smallCaps w:val="0"/>
-        <w:strike w:val="0"/>
-        <w:color w:val="000000"/>
-        <w:sz w:val="18"/>
-        <w:szCs w:val="18"/>
-        <w:u w:val="none"/>
-        <w:shd w:fill="auto" w:val="clear"/>
-        <w:vertAlign w:val="baseline"/>
         <w:rtl w:val="0"/>
       </w:rPr>
-      <w:t xml:space="preserve">(208) 761-2179</w:t>
+      <w:t xml:space="preserve">(208) 761-2179 | </w:t>
     </w:r>
-  </w:p>
-  <w:p>
-    <w:pPr>
-      <w:keepNext w:val="0"/>
-      <w:keepLines w:val="0"/>
-      <w:pageBreakBefore w:val="0"/>
-      <w:widowControl w:val="1"/>
-      <w:pBdr>
-        <w:top w:space="0" w:sz="0" w:val="nil"/>
-        <w:left w:space="0" w:sz="0" w:val="nil"/>
-        <w:bottom w:space="0" w:sz="0" w:val="nil"/>
-        <w:right w:space="0" w:sz="0" w:val="nil"/>
-        <w:between w:space="0" w:sz="0" w:val="nil"/>
-      </w:pBdr>
-      <w:shd w:fill="auto" w:val="clear"/>
-      <w:tabs>
-        <w:tab w:val="center" w:leader="none" w:pos="4680"/>
-        <w:tab w:val="right" w:leader="none" w:pos="9360"/>
-      </w:tabs>
-      <w:spacing w:after="0" w:before="0" w:line="240" w:lineRule="auto"/>
-      <w:ind w:left="0" w:right="0" w:firstLine="0"/>
-      <w:jc w:val="right"/>
-      <w:rPr>
-        <w:rFonts w:ascii="Aptos" w:cs="Aptos" w:eastAsia="Aptos" w:hAnsi="Aptos"/>
-        <w:b w:val="1"/>
-        <w:bCs w:val="1"/>
-        <w:i w:val="0"/>
-        <w:iCs w:val="0"/>
-        <w:smallCaps w:val="0"/>
-        <w:strike w:val="0"/>
-        <w:color w:val="000000"/>
-        <w:sz w:val="18"/>
-        <w:szCs w:val="18"/>
-        <w:u w:val="none"/>
-        <w:shd w:fill="auto" w:val="clear"/>
-        <w:vertAlign w:val="baseline"/>
-      </w:rPr>
-    </w:pPr>
-    <w:r>
-      <w:rPr>
-        <w:rFonts w:ascii="Aptos" w:cs="Aptos" w:eastAsia="Aptos" w:hAnsi="Aptos"/>
-        <w:b w:val="1"/>
-        <w:bCs w:val="1"/>
-        <w:i w:val="0"/>
-        <w:iCs w:val="0"/>
-        <w:smallCaps w:val="0"/>
-        <w:strike w:val="0"/>
-        <w:color w:val="000000"/>
-        <w:sz w:val="18"/>
-        <w:szCs w:val="18"/>
-        <w:u w:val="none"/>
-        <w:shd w:fill="auto" w:val="clear"/>
-        <w:vertAlign w:val="baseline"/>
-        <w:rtl w:val="0"/>
-      </w:rPr>
-      <w:t xml:space="preserve">Boise, Idaho 83713</w:t>
-    </w:r>
-  </w:p>
-  <w:p>
-    <w:pPr>
-      <w:keepNext w:val="0"/>
-      <w:keepLines w:val="0"/>
-      <w:pageBreakBefore w:val="0"/>
-      <w:widowControl w:val="1"/>
-      <w:pBdr>
-        <w:top w:space="0" w:sz="0" w:val="nil"/>
-        <w:left w:space="0" w:sz="0" w:val="nil"/>
-        <w:bottom w:space="0" w:sz="0" w:val="nil"/>
-        <w:right w:space="0" w:sz="0" w:val="nil"/>
-        <w:between w:space="0" w:sz="0" w:val="nil"/>
-      </w:pBdr>
-      <w:shd w:fill="auto" w:val="clear"/>
-      <w:tabs>
-        <w:tab w:val="center" w:leader="none" w:pos="4680"/>
-        <w:tab w:val="right" w:leader="none" w:pos="9360"/>
-      </w:tabs>
-      <w:spacing w:after="0" w:before="0" w:line="240" w:lineRule="auto"/>
-      <w:ind w:left="0" w:right="0" w:firstLine="0"/>
-      <w:jc w:val="right"/>
-      <w:rPr>
-        <w:b w:val="1"/>
-        <w:bCs w:val="1"/>
-        <w:color w:val="134f5c"/>
-        <w:sz w:val="18"/>
-        <w:szCs w:val="18"/>
-      </w:rPr>
-    </w:pPr>
     <w:hyperlink r:id="rId1">
       <w:r>
         <w:rPr>
@@ -1700,25 +1634,8 @@
         <w:szCs w:val="18"/>
         <w:rtl w:val="0"/>
       </w:rPr>
-      <w:t xml:space="preserve"> </w:t>
+      <w:t xml:space="preserve"> | </w:t>
     </w:r>
-  </w:p>
-  <w:p>
-    <w:pPr>
-      <w:tabs>
-        <w:tab w:val="center" w:leader="none" w:pos="4680"/>
-        <w:tab w:val="right" w:leader="none" w:pos="9360"/>
-      </w:tabs>
-      <w:spacing w:after="0" w:line="240" w:lineRule="auto"/>
-      <w:jc w:val="right"/>
-      <w:rPr>
-        <w:b w:val="1"/>
-        <w:bCs w:val="1"/>
-        <w:color w:val="134f5c"/>
-        <w:sz w:val="18"/>
-        <w:szCs w:val="18"/>
-      </w:rPr>
-    </w:pPr>
     <w:hyperlink r:id="rId2">
       <w:r>
         <w:rPr>
@@ -1733,40 +1650,6 @@
         <w:t xml:space="preserve">malberda15@gmail.com</w:t>
       </w:r>
     </w:hyperlink>
-    <w:r>
-      <w:rPr>
-        <w:rtl w:val="0"/>
-      </w:rPr>
-    </w:r>
-  </w:p>
-  <w:p>
-    <w:pPr>
-      <w:keepNext w:val="0"/>
-      <w:keepLines w:val="0"/>
-      <w:pageBreakBefore w:val="0"/>
-      <w:widowControl w:val="1"/>
-      <w:pBdr>
-        <w:top w:space="0" w:sz="0" w:val="nil"/>
-        <w:left w:space="0" w:sz="0" w:val="nil"/>
-        <w:bottom w:space="0" w:sz="0" w:val="nil"/>
-        <w:right w:space="0" w:sz="0" w:val="nil"/>
-        <w:between w:space="0" w:sz="0" w:val="nil"/>
-      </w:pBdr>
-      <w:shd w:fill="auto" w:val="clear"/>
-      <w:tabs>
-        <w:tab w:val="center" w:leader="none" w:pos="4680"/>
-        <w:tab w:val="right" w:leader="none" w:pos="9360"/>
-      </w:tabs>
-      <w:spacing w:after="0" w:before="0" w:line="240" w:lineRule="auto"/>
-      <w:ind w:left="0" w:right="0" w:firstLine="0"/>
-      <w:jc w:val="right"/>
-      <w:rPr>
-        <w:b w:val="1"/>
-        <w:bCs w:val="1"/>
-        <w:sz w:val="18"/>
-        <w:szCs w:val="18"/>
-      </w:rPr>
-    </w:pPr>
     <w:r>
       <w:rPr>
         <w:rtl w:val="0"/>
